--- a/exams/exam4_practice1.docx
+++ b/exams/exam4_practice1.docx
@@ -250,23 +250,37 @@
             <w:rFonts w:ascii="Cambria Math" w:hAnsi="Cambria Math" w:cs="Times New Roman"/>
             <w:color w:val="000000" w:themeColor="text1"/>
           </w:rPr>
-          <m:t>-</m:t>
-        </m:r>
-        <m:r>
-          <w:rPr>
-            <w:rFonts w:ascii="Cambria Math" w:hAnsi="Cambria Math" w:cs="Times New Roman"/>
-            <w:color w:val="000000" w:themeColor="text1"/>
-          </w:rPr>
-          <m:t>7</m:t>
-        </m:r>
-        <m:r>
-          <w:rPr>
-            <w:rFonts w:ascii="Cambria Math" w:hAnsi="Cambria Math" w:cs="Times New Roman"/>
-            <w:color w:val="000000" w:themeColor="text1"/>
-          </w:rPr>
-          <m:t xml:space="preserve">x+9 </m:t>
+          <m:t xml:space="preserve">-7x+9 </m:t>
         </m:r>
       </m:oMath>
+      <w:r>
+        <w:rPr>
+          <w:rFonts w:ascii="Times New Roman" w:hAnsi="Times New Roman" w:cs="Times New Roman"/>
+          <w:color w:val="000000" w:themeColor="text1"/>
+        </w:rPr>
+        <w:br/>
+      </w:r>
+      <w:r>
+        <w:rPr>
+          <w:rFonts w:ascii="Times New Roman" w:hAnsi="Times New Roman" w:cs="Times New Roman"/>
+          <w:color w:val="000000" w:themeColor="text1"/>
+        </w:rPr>
+        <w:br/>
+      </w:r>
+      <w:r>
+        <w:rPr>
+          <w:rFonts w:ascii="Times New Roman" w:hAnsi="Times New Roman" w:cs="Times New Roman"/>
+          <w:color w:val="000000" w:themeColor="text1"/>
+        </w:rPr>
+        <w:br/>
+      </w:r>
+      <w:r>
+        <w:rPr>
+          <w:rFonts w:ascii="Times New Roman" w:hAnsi="Times New Roman" w:cs="Times New Roman"/>
+          <w:color w:val="000000" w:themeColor="text1"/>
+        </w:rPr>
+        <w:br/>
+      </w:r>
       <w:r>
         <w:rPr>
           <w:rFonts w:ascii="Times New Roman" w:hAnsi="Times New Roman" w:cs="Times New Roman"/>
@@ -494,16 +508,44 @@
             <w:rFonts w:ascii="Cambria Math" w:hAnsi="Cambria Math" w:cs="Times New Roman"/>
             <w:color w:val="000000" w:themeColor="text1"/>
           </w:rPr>
-          <m:t>+</m:t>
-        </m:r>
-        <m:r>
-          <w:rPr>
-            <w:rFonts w:ascii="Cambria Math" w:hAnsi="Cambria Math" w:cs="Times New Roman"/>
-            <w:color w:val="000000" w:themeColor="text1"/>
-          </w:rPr>
-          <m:t>3x+1</m:t>
+          <m:t>+3x+1</m:t>
         </m:r>
       </m:oMath>
+      <w:r>
+        <w:rPr>
+          <w:rFonts w:ascii="Times New Roman" w:eastAsiaTheme="minorEastAsia" w:hAnsi="Times New Roman" w:cs="Times New Roman"/>
+          <w:color w:val="000000" w:themeColor="text1"/>
+        </w:rPr>
+        <w:br/>
+      </w:r>
+      <w:r>
+        <w:rPr>
+          <w:rFonts w:ascii="Times New Roman" w:eastAsiaTheme="minorEastAsia" w:hAnsi="Times New Roman" w:cs="Times New Roman"/>
+          <w:color w:val="000000" w:themeColor="text1"/>
+        </w:rPr>
+        <w:br/>
+      </w:r>
+      <w:r>
+        <w:rPr>
+          <w:rFonts w:ascii="Times New Roman" w:eastAsiaTheme="minorEastAsia" w:hAnsi="Times New Roman" w:cs="Times New Roman"/>
+          <w:color w:val="000000" w:themeColor="text1"/>
+        </w:rPr>
+        <w:br/>
+      </w:r>
+      <w:r>
+        <w:rPr>
+          <w:rFonts w:ascii="Times New Roman" w:eastAsiaTheme="minorEastAsia" w:hAnsi="Times New Roman" w:cs="Times New Roman"/>
+          <w:color w:val="000000" w:themeColor="text1"/>
+        </w:rPr>
+        <w:br/>
+      </w:r>
+      <w:r>
+        <w:rPr>
+          <w:rFonts w:ascii="Times New Roman" w:eastAsiaTheme="minorEastAsia" w:hAnsi="Times New Roman" w:cs="Times New Roman"/>
+          <w:color w:val="000000" w:themeColor="text1"/>
+        </w:rPr>
+        <w:br/>
+      </w:r>
       <w:r>
         <w:rPr>
           <w:rFonts w:ascii="Times New Roman" w:eastAsiaTheme="minorEastAsia" w:hAnsi="Times New Roman" w:cs="Times New Roman"/>
@@ -604,14 +646,7 @@
                 <w:rFonts w:ascii="Cambria Math" w:hAnsi="Cambria Math" w:cs="Times New Roman"/>
                 <w:color w:val="000000" w:themeColor="text1"/>
               </w:rPr>
-              <m:t>+2</m:t>
-            </m:r>
-            <m:r>
-              <w:rPr>
-                <w:rFonts w:ascii="Cambria Math" w:hAnsi="Cambria Math" w:cs="Times New Roman"/>
-                <w:color w:val="000000" w:themeColor="text1"/>
-              </w:rPr>
-              <m:t>x+1</m:t>
+              <m:t>+1</m:t>
             </m:r>
           </m:num>
           <m:den>
@@ -649,7 +684,14 @@
                 <w:rFonts w:ascii="Cambria Math" w:hAnsi="Cambria Math" w:cs="Times New Roman"/>
                 <w:color w:val="000000" w:themeColor="text1"/>
               </w:rPr>
-              <m:t>-2x+1</m:t>
+              <m:t>-</m:t>
+            </m:r>
+            <m:r>
+              <w:rPr>
+                <w:rFonts w:ascii="Cambria Math" w:hAnsi="Cambria Math" w:cs="Times New Roman"/>
+                <w:color w:val="000000" w:themeColor="text1"/>
+              </w:rPr>
+              <m:t>1</m:t>
             </m:r>
           </m:den>
         </m:f>
@@ -660,6 +702,41 @@
           <w:color w:val="000000" w:themeColor="text1"/>
         </w:rPr>
         <w:t xml:space="preserve">   </w:t>
+      </w:r>
+      <w:r>
+        <w:rPr>
+          <w:rFonts w:ascii="Times New Roman" w:eastAsiaTheme="minorEastAsia" w:hAnsi="Times New Roman" w:cs="Times New Roman"/>
+          <w:color w:val="000000" w:themeColor="text1"/>
+        </w:rPr>
+        <w:br/>
+      </w:r>
+      <w:r>
+        <w:rPr>
+          <w:rFonts w:ascii="Times New Roman" w:eastAsiaTheme="minorEastAsia" w:hAnsi="Times New Roman" w:cs="Times New Roman"/>
+          <w:color w:val="000000" w:themeColor="text1"/>
+        </w:rPr>
+        <w:br/>
+      </w:r>
+      <w:r>
+        <w:rPr>
+          <w:rFonts w:ascii="Times New Roman" w:eastAsiaTheme="minorEastAsia" w:hAnsi="Times New Roman" w:cs="Times New Roman"/>
+          <w:color w:val="000000" w:themeColor="text1"/>
+        </w:rPr>
+        <w:br/>
+      </w:r>
+      <w:r>
+        <w:rPr>
+          <w:rFonts w:ascii="Times New Roman" w:eastAsiaTheme="minorEastAsia" w:hAnsi="Times New Roman" w:cs="Times New Roman"/>
+          <w:color w:val="000000" w:themeColor="text1"/>
+        </w:rPr>
+        <w:br/>
+      </w:r>
+      <w:r>
+        <w:rPr>
+          <w:rFonts w:ascii="Times New Roman" w:eastAsiaTheme="minorEastAsia" w:hAnsi="Times New Roman" w:cs="Times New Roman"/>
+          <w:color w:val="000000" w:themeColor="text1"/>
+        </w:rPr>
+        <w:br/>
       </w:r>
       <w:r>
         <w:rPr>
@@ -750,49 +827,6 @@
             <w:rFonts w:ascii="Cambria Math" w:hAnsi="Cambria Math" w:cs="Times New Roman"/>
             <w:color w:val="000000" w:themeColor="text1"/>
           </w:rPr>
-          <m:t>+</m:t>
-        </m:r>
-        <m:r>
-          <w:rPr>
-            <w:rFonts w:ascii="Cambria Math" w:hAnsi="Cambria Math" w:cs="Times New Roman"/>
-            <w:color w:val="000000" w:themeColor="text1"/>
-          </w:rPr>
-          <m:t>3</m:t>
-        </m:r>
-        <m:sSup>
-          <m:sSupPr>
-            <m:ctrlPr>
-              <w:rPr>
-                <w:rFonts w:ascii="Cambria Math" w:hAnsi="Cambria Math" w:cs="Times New Roman"/>
-                <w:i/>
-                <w:color w:val="000000" w:themeColor="text1"/>
-              </w:rPr>
-            </m:ctrlPr>
-          </m:sSupPr>
-          <m:e>
-            <m:r>
-              <w:rPr>
-                <w:rFonts w:ascii="Cambria Math" w:hAnsi="Cambria Math" w:cs="Times New Roman"/>
-                <w:color w:val="000000" w:themeColor="text1"/>
-              </w:rPr>
-              <m:t>x</m:t>
-            </m:r>
-          </m:e>
-          <m:sup>
-            <m:r>
-              <w:rPr>
-                <w:rFonts w:ascii="Cambria Math" w:hAnsi="Cambria Math" w:cs="Times New Roman"/>
-                <w:color w:val="000000" w:themeColor="text1"/>
-              </w:rPr>
-              <m:t>2</m:t>
-            </m:r>
-          </m:sup>
-        </m:sSup>
-        <m:r>
-          <w:rPr>
-            <w:rFonts w:ascii="Cambria Math" w:hAnsi="Cambria Math" w:cs="Times New Roman"/>
-            <w:color w:val="000000" w:themeColor="text1"/>
-          </w:rPr>
           <m:t>+1)(</m:t>
         </m:r>
         <m:sSup>
@@ -811,14 +845,7 @@
                 <w:rFonts w:ascii="Cambria Math" w:hAnsi="Cambria Math" w:cs="Times New Roman"/>
                 <w:color w:val="000000" w:themeColor="text1"/>
               </w:rPr>
-              <m:t>2</m:t>
-            </m:r>
-            <m:r>
-              <w:rPr>
-                <w:rFonts w:ascii="Cambria Math" w:hAnsi="Cambria Math" w:cs="Times New Roman"/>
-                <w:color w:val="000000" w:themeColor="text1"/>
-              </w:rPr>
-              <m:t>x</m:t>
+              <m:t>2x</m:t>
             </m:r>
           </m:e>
           <m:sup>
@@ -836,105 +863,40 @@
             <w:rFonts w:ascii="Cambria Math" w:hAnsi="Cambria Math" w:cs="Times New Roman"/>
             <w:color w:val="000000" w:themeColor="text1"/>
           </w:rPr>
-          <m:t>-4</m:t>
-        </m:r>
-        <m:sSup>
-          <m:sSupPr>
-            <m:ctrlPr>
-              <w:rPr>
-                <w:rFonts w:ascii="Cambria Math" w:hAnsi="Cambria Math" w:cs="Times New Roman"/>
-                <w:i/>
-                <w:color w:val="000000" w:themeColor="text1"/>
-              </w:rPr>
-            </m:ctrlPr>
-          </m:sSupPr>
-          <m:e>
-            <m:r>
-              <w:rPr>
-                <w:rFonts w:ascii="Cambria Math" w:hAnsi="Cambria Math" w:cs="Times New Roman"/>
-                <w:color w:val="000000" w:themeColor="text1"/>
-              </w:rPr>
-              <m:t>x</m:t>
-            </m:r>
-          </m:e>
-          <m:sup>
-            <m:r>
-              <w:rPr>
-                <w:rFonts w:ascii="Cambria Math" w:hAnsi="Cambria Math" w:cs="Times New Roman"/>
-                <w:color w:val="000000" w:themeColor="text1"/>
-              </w:rPr>
-              <m:t>4</m:t>
-            </m:r>
-          </m:sup>
-        </m:sSup>
-        <m:r>
-          <w:rPr>
-            <w:rFonts w:ascii="Cambria Math" w:hAnsi="Cambria Math" w:cs="Times New Roman"/>
-            <w:color w:val="000000" w:themeColor="text1"/>
-          </w:rPr>
-          <m:t>+</m:t>
-        </m:r>
-        <m:r>
-          <w:rPr>
-            <w:rFonts w:ascii="Cambria Math" w:hAnsi="Cambria Math" w:cs="Times New Roman"/>
-            <w:color w:val="000000" w:themeColor="text1"/>
-          </w:rPr>
-          <m:t>6</m:t>
-        </m:r>
-        <m:sSup>
-          <m:sSupPr>
-            <m:ctrlPr>
-              <w:rPr>
-                <w:rFonts w:ascii="Cambria Math" w:hAnsi="Cambria Math" w:cs="Times New Roman"/>
-                <w:i/>
-                <w:color w:val="000000" w:themeColor="text1"/>
-              </w:rPr>
-            </m:ctrlPr>
-          </m:sSupPr>
-          <m:e>
-            <m:r>
-              <w:rPr>
-                <w:rFonts w:ascii="Cambria Math" w:hAnsi="Cambria Math" w:cs="Times New Roman"/>
-                <w:color w:val="000000" w:themeColor="text1"/>
-              </w:rPr>
-              <m:t>x</m:t>
-            </m:r>
-          </m:e>
-          <m:sup>
-            <m:r>
-              <w:rPr>
-                <w:rFonts w:ascii="Cambria Math" w:hAnsi="Cambria Math" w:cs="Times New Roman"/>
-                <w:color w:val="000000" w:themeColor="text1"/>
-              </w:rPr>
-              <m:t>2</m:t>
-            </m:r>
-          </m:sup>
-        </m:sSup>
-        <m:r>
-          <w:rPr>
-            <w:rFonts w:ascii="Cambria Math" w:hAnsi="Cambria Math" w:cs="Times New Roman"/>
-            <w:color w:val="000000" w:themeColor="text1"/>
-          </w:rPr>
-          <m:t>+7</m:t>
-        </m:r>
-        <m:r>
-          <w:rPr>
-            <w:rFonts w:ascii="Cambria Math" w:hAnsi="Cambria Math" w:cs="Times New Roman"/>
-            <w:color w:val="000000" w:themeColor="text1"/>
-          </w:rPr>
-          <m:t>x+5</m:t>
-        </m:r>
-        <m:r>
-          <w:rPr>
-            <w:rFonts w:ascii="Cambria Math" w:hAnsi="Cambria Math" w:cs="Times New Roman"/>
-            <w:color w:val="000000" w:themeColor="text1"/>
-          </w:rPr>
-          <m:t>)</m:t>
+          <m:t>+5)</m:t>
         </m:r>
       </m:oMath>
       <w:r>
         <w:rPr>
           <w:rFonts w:ascii="Times New Roman" w:eastAsiaTheme="minorEastAsia" w:hAnsi="Times New Roman" w:cs="Times New Roman"/>
+          <w:color w:val="000000" w:themeColor="text1"/>
+        </w:rPr>
+        <w:br/>
+      </w:r>
+      <w:r>
+        <w:rPr>
+          <w:rFonts w:ascii="Times New Roman" w:hAnsi="Times New Roman" w:cs="Times New Roman"/>
+          <w:color w:val="000000" w:themeColor="text1"/>
+        </w:rPr>
+        <w:br/>
+      </w:r>
+      <w:r>
+        <w:rPr>
+          <w:rFonts w:ascii="Times New Roman" w:hAnsi="Times New Roman" w:cs="Times New Roman"/>
+          <w:color w:val="000000" w:themeColor="text1"/>
+        </w:rPr>
+        <w:br/>
+      </w:r>
+      <w:r>
+        <w:rPr>
+          <w:rFonts w:ascii="Times New Roman" w:hAnsi="Times New Roman" w:cs="Times New Roman"/>
+          <w:color w:val="000000" w:themeColor="text1"/>
+        </w:rPr>
+        <w:br/>
+      </w:r>
+      <w:r>
+        <w:rPr>
+          <w:rFonts w:ascii="Times New Roman" w:hAnsi="Times New Roman" w:cs="Times New Roman"/>
           <w:color w:val="000000" w:themeColor="text1"/>
         </w:rPr>
         <w:br/>
@@ -1041,6 +1003,7 @@
           <w:rFonts w:ascii="Times New Roman" w:hAnsi="Times New Roman" w:cs="Times New Roman"/>
           <w:color w:val="000000" w:themeColor="text1"/>
         </w:rPr>
+        <w:lastRenderedPageBreak/>
         <w:t>The per-day cost function of the manufacture of portable MP3 players is given by</w:t>
       </w:r>
     </w:p>
@@ -1257,7 +1220,6 @@
         <w:rPr>
           <w:rFonts w:ascii="Times New Roman" w:hAnsi="Times New Roman" w:cs="Times New Roman"/>
         </w:rPr>
-        <w:lastRenderedPageBreak/>
         <w:br/>
       </w:r>
       <w:r>
@@ -1490,6 +1452,7 @@
         <w:rPr>
           <w:rFonts w:ascii="Times New Roman" w:hAnsi="Times New Roman" w:cs="Times New Roman"/>
         </w:rPr>
+        <w:lastRenderedPageBreak/>
         <w:t xml:space="preserve">A luxury watch manufacturer has determined that the daily price p (in dollars) they can charge is related to the quantity </w:t>
       </w:r>
       <w:r>
@@ -1768,7 +1731,6 @@
         <w:rPr>
           <w:rFonts w:ascii="Times New Roman" w:hAnsi="Times New Roman" w:cs="Times New Roman"/>
         </w:rPr>
-        <w:lastRenderedPageBreak/>
         <w:br/>
       </w:r>
       <w:r>
@@ -2000,6 +1962,7 @@
         <w:rPr>
           <w:rFonts w:ascii="Times New Roman" w:hAnsi="Times New Roman" w:cs="Times New Roman"/>
         </w:rPr>
+        <w:lastRenderedPageBreak/>
         <w:t>A company determines that when x units of a product are produced each month, they will be sold at the price of</w:t>
       </w:r>
       <w:r>
@@ -2330,7 +2293,6 @@
         <w:rPr>
           <w:rFonts w:ascii="Times New Roman" w:hAnsi="Times New Roman" w:cs="Times New Roman"/>
         </w:rPr>
-        <w:lastRenderedPageBreak/>
         <w:br/>
       </w:r>
       <w:r>

--- a/exams/exam4_practice1.docx
+++ b/exams/exam4_practice1.docx
@@ -104,6 +104,32 @@
           <w:szCs w:val="22"/>
         </w:rPr>
         <w:t xml:space="preserve"> your work for credits. </w:t>
+      </w:r>
+    </w:p>
+    <w:p>
+      <w:pPr>
+        <w:pStyle w:val="NormalWeb"/>
+        <w:rPr>
+          <w:b/>
+          <w:bCs/>
+          <w:i/>
+          <w:iCs/>
+          <w:color w:val="EE0000"/>
+          <w:sz w:val="22"/>
+          <w:szCs w:val="22"/>
+        </w:rPr>
+      </w:pPr>
+      <w:r>
+        <w:rPr>
+          <w:b/>
+          <w:bCs/>
+          <w:i/>
+          <w:iCs/>
+          <w:color w:val="EE0000"/>
+          <w:sz w:val="22"/>
+          <w:szCs w:val="22"/>
+        </w:rPr>
+        <w:t xml:space="preserve">Notice: For all the maximization problems, it is required to do the three-step process to solve the problem. </w:t>
       </w:r>
     </w:p>
     <w:p>
@@ -684,14 +710,7 @@
                 <w:rFonts w:ascii="Cambria Math" w:hAnsi="Cambria Math" w:cs="Times New Roman"/>
                 <w:color w:val="000000" w:themeColor="text1"/>
               </w:rPr>
-              <m:t>-</m:t>
-            </m:r>
-            <m:r>
-              <w:rPr>
-                <w:rFonts w:ascii="Cambria Math" w:hAnsi="Cambria Math" w:cs="Times New Roman"/>
-                <w:color w:val="000000" w:themeColor="text1"/>
-              </w:rPr>
-              <m:t>1</m:t>
+              <m:t>-1</m:t>
             </m:r>
           </m:den>
         </m:f>
@@ -971,20 +990,6 @@
         </w:rPr>
         <w:br/>
       </w:r>
-      <w:r>
-        <w:rPr>
-          <w:rFonts w:ascii="Times New Roman" w:hAnsi="Times New Roman" w:cs="Times New Roman"/>
-          <w:color w:val="000000" w:themeColor="text1"/>
-        </w:rPr>
-        <w:br/>
-      </w:r>
-      <w:r>
-        <w:rPr>
-          <w:rFonts w:ascii="Times New Roman" w:hAnsi="Times New Roman" w:cs="Times New Roman"/>
-          <w:color w:val="000000" w:themeColor="text1"/>
-        </w:rPr>
-        <w:br/>
-      </w:r>
     </w:p>
     <w:p>
       <w:pPr>
@@ -1330,21 +1335,7 @@
         <w:rPr>
           <w:rFonts w:ascii="Times New Roman" w:hAnsi="Times New Roman" w:cs="Times New Roman"/>
         </w:rPr>
-        <w:t xml:space="preserve"> should be manufactured </w:t>
-      </w:r>
-      <w:proofErr w:type="gramStart"/>
-      <w:r>
-        <w:rPr>
-          <w:rFonts w:ascii="Times New Roman" w:hAnsi="Times New Roman" w:cs="Times New Roman"/>
-        </w:rPr>
-        <w:t>in order to</w:t>
-      </w:r>
-      <w:proofErr w:type="gramEnd"/>
-      <w:r>
-        <w:rPr>
-          <w:rFonts w:ascii="Times New Roman" w:hAnsi="Times New Roman" w:cs="Times New Roman"/>
-        </w:rPr>
-        <w:t xml:space="preserve"> minimize the average cost?</w:t>
+        <w:t xml:space="preserve"> should be manufactured in order to minimize the average cost?</w:t>
       </w:r>
     </w:p>
     <w:p>
@@ -2231,14 +2222,7 @@
         <w:rPr>
           <w:rFonts w:ascii="Times New Roman" w:hAnsi="Times New Roman" w:cs="Times New Roman"/>
         </w:rPr>
-        <w:t xml:space="preserve">Interpret the meaning of </w:t>
-      </w:r>
-      <w:proofErr w:type="gramStart"/>
-      <w:r>
-        <w:rPr>
-          <w:rFonts w:ascii="Times New Roman" w:hAnsi="Times New Roman" w:cs="Times New Roman"/>
-        </w:rPr>
-        <w:t>M</w:t>
+        <w:t>Interpret the meaning of M</w:t>
       </w:r>
       <w:r>
         <w:rPr>
@@ -2250,14 +2234,7 @@
         <w:rPr>
           <w:rFonts w:ascii="Times New Roman" w:hAnsi="Times New Roman" w:cs="Times New Roman"/>
         </w:rPr>
-        <w:t>(</w:t>
-      </w:r>
-      <w:proofErr w:type="gramEnd"/>
-      <w:r>
-        <w:rPr>
-          <w:rFonts w:ascii="Times New Roman" w:hAnsi="Times New Roman" w:cs="Times New Roman"/>
-        </w:rPr>
-        <w:t>5).</w:t>
+        <w:t>(5).</w:t>
       </w:r>
       <w:r>
         <w:rPr>
@@ -5744,7 +5721,6 @@
   <w:style w:type="character" w:default="1" w:styleId="DefaultParagraphFont">
     <w:name w:val="Default Paragraph Font"/>
     <w:uiPriority w:val="1"/>
-    <w:semiHidden/>
     <w:unhideWhenUsed/>
   </w:style>
   <w:style w:type="table" w:default="1" w:styleId="TableNormal">
